--- a/Specification Development Group1.docx
+++ b/Specification Development Group1.docx
@@ -228,7 +228,8 @@
           </w:tcPr>
           <w:p>
             <w:pPr>
-              <w:spacing w:after="160" w:line="259" w:lineRule="auto"/>
+              <w:spacing w:beforeLines="40" w:before="96" w:afterLines="40" w:after="96" w:line="259" w:lineRule="auto"/>
+              <w:jc w:val="center"/>
               <w:rPr>
                 <w:rFonts w:ascii="Times New Roman" w:hAnsi="Times New Roman" w:cs="Times New Roman"/>
                 <w:b/>
@@ -258,7 +259,8 @@
           </w:tcPr>
           <w:p>
             <w:pPr>
-              <w:spacing w:after="160" w:line="259" w:lineRule="auto"/>
+              <w:spacing w:beforeLines="40" w:before="96" w:afterLines="40" w:after="96" w:line="259" w:lineRule="auto"/>
+              <w:jc w:val="center"/>
               <w:rPr>
                 <w:rFonts w:ascii="Times New Roman" w:hAnsi="Times New Roman" w:cs="Times New Roman"/>
                 <w:b/>
@@ -288,7 +290,8 @@
           </w:tcPr>
           <w:p>
             <w:pPr>
-              <w:spacing w:after="160" w:line="259" w:lineRule="auto"/>
+              <w:spacing w:beforeLines="40" w:before="96" w:afterLines="40" w:after="96" w:line="259" w:lineRule="auto"/>
+              <w:jc w:val="center"/>
               <w:rPr>
                 <w:rFonts w:ascii="Times New Roman" w:hAnsi="Times New Roman" w:cs="Times New Roman"/>
                 <w:b/>
@@ -318,7 +321,8 @@
           </w:tcPr>
           <w:p>
             <w:pPr>
-              <w:spacing w:after="160" w:line="259" w:lineRule="auto"/>
+              <w:spacing w:beforeLines="40" w:before="96" w:afterLines="40" w:after="96" w:line="259" w:lineRule="auto"/>
+              <w:jc w:val="center"/>
               <w:rPr>
                 <w:rFonts w:ascii="Times New Roman" w:hAnsi="Times New Roman" w:cs="Times New Roman"/>
                 <w:b/>
@@ -348,7 +352,8 @@
           </w:tcPr>
           <w:p>
             <w:pPr>
-              <w:spacing w:after="160" w:line="259" w:lineRule="auto"/>
+              <w:spacing w:beforeLines="40" w:before="96" w:afterLines="40" w:after="96" w:line="259" w:lineRule="auto"/>
+              <w:jc w:val="center"/>
               <w:rPr>
                 <w:rFonts w:ascii="Times New Roman" w:hAnsi="Times New Roman" w:cs="Times New Roman"/>
                 <w:b/>
@@ -381,7 +386,7 @@
           </w:tcPr>
           <w:p>
             <w:pPr>
-              <w:spacing w:after="160" w:line="259" w:lineRule="auto"/>
+              <w:spacing w:beforeLines="40" w:before="96" w:afterLines="40" w:after="96" w:line="259" w:lineRule="auto"/>
               <w:rPr>
                 <w:rFonts w:ascii="Times New Roman" w:hAnsi="Times New Roman" w:cs="Times New Roman"/>
                 <w:sz w:val="24"/>
@@ -409,7 +414,7 @@
           </w:tcPr>
           <w:p>
             <w:pPr>
-              <w:spacing w:after="160" w:line="259" w:lineRule="auto"/>
+              <w:spacing w:beforeLines="40" w:before="96" w:afterLines="40" w:after="96" w:line="259" w:lineRule="auto"/>
               <w:rPr>
                 <w:rFonts w:ascii="Times New Roman" w:hAnsi="Times New Roman" w:cs="Times New Roman"/>
                 <w:sz w:val="24"/>
@@ -435,7 +440,7 @@
           </w:tcPr>
           <w:p>
             <w:pPr>
-              <w:spacing w:after="160" w:line="259" w:lineRule="auto"/>
+              <w:spacing w:beforeLines="40" w:before="96" w:afterLines="40" w:after="96" w:line="259" w:lineRule="auto"/>
               <w:rPr>
                 <w:rFonts w:ascii="Times New Roman" w:hAnsi="Times New Roman" w:cs="Times New Roman"/>
                 <w:sz w:val="24"/>
@@ -461,7 +466,7 @@
           </w:tcPr>
           <w:p>
             <w:pPr>
-              <w:spacing w:after="160" w:line="259" w:lineRule="auto"/>
+              <w:spacing w:beforeLines="40" w:before="96" w:afterLines="40" w:after="96" w:line="259" w:lineRule="auto"/>
               <w:rPr>
                 <w:rFonts w:ascii="Times New Roman" w:hAnsi="Times New Roman" w:cs="Times New Roman"/>
                 <w:sz w:val="24"/>
@@ -487,7 +492,7 @@
           </w:tcPr>
           <w:p>
             <w:pPr>
-              <w:spacing w:after="160" w:line="259" w:lineRule="auto"/>
+              <w:spacing w:beforeLines="40" w:before="96" w:afterLines="40" w:after="96" w:line="259" w:lineRule="auto"/>
               <w:rPr>
                 <w:rFonts w:ascii="Times New Roman" w:hAnsi="Times New Roman" w:cs="Times New Roman"/>
                 <w:sz w:val="24"/>
@@ -516,24 +521,24 @@
           </w:tcPr>
           <w:p>
             <w:pPr>
-              <w:spacing w:after="160" w:line="259" w:lineRule="auto"/>
-              <w:rPr>
-                <w:rFonts w:ascii="Times New Roman" w:hAnsi="Times New Roman" w:cs="Times New Roman"/>
-                <w:sz w:val="24"/>
-                <w:szCs w:val="24"/>
-                <w:lang w:val="en-ID"/>
-              </w:rPr>
-            </w:pPr>
-          </w:p>
-        </w:tc>
-        <w:tc>
-          <w:tcPr>
-            <w:tcW w:w="0" w:type="auto"/>
-            <w:hideMark/>
-          </w:tcPr>
-          <w:p>
-            <w:pPr>
-              <w:spacing w:after="160" w:line="259" w:lineRule="auto"/>
+              <w:spacing w:beforeLines="40" w:before="96" w:afterLines="40" w:after="96" w:line="259" w:lineRule="auto"/>
+              <w:rPr>
+                <w:rFonts w:ascii="Times New Roman" w:hAnsi="Times New Roman" w:cs="Times New Roman"/>
+                <w:sz w:val="24"/>
+                <w:szCs w:val="24"/>
+                <w:lang w:val="en-ID"/>
+              </w:rPr>
+            </w:pPr>
+          </w:p>
+        </w:tc>
+        <w:tc>
+          <w:tcPr>
+            <w:tcW w:w="0" w:type="auto"/>
+            <w:hideMark/>
+          </w:tcPr>
+          <w:p>
+            <w:pPr>
+              <w:spacing w:beforeLines="40" w:before="96" w:afterLines="40" w:after="96" w:line="259" w:lineRule="auto"/>
               <w:rPr>
                 <w:rFonts w:ascii="Times New Roman" w:hAnsi="Times New Roman" w:cs="Times New Roman"/>
                 <w:sz w:val="24"/>
@@ -559,7 +564,7 @@
           </w:tcPr>
           <w:p>
             <w:pPr>
-              <w:spacing w:after="160" w:line="259" w:lineRule="auto"/>
+              <w:spacing w:beforeLines="40" w:before="96" w:afterLines="40" w:after="96" w:line="259" w:lineRule="auto"/>
               <w:rPr>
                 <w:rFonts w:ascii="Times New Roman" w:hAnsi="Times New Roman" w:cs="Times New Roman"/>
                 <w:sz w:val="24"/>
@@ -585,7 +590,7 @@
           </w:tcPr>
           <w:p>
             <w:pPr>
-              <w:spacing w:after="160" w:line="259" w:lineRule="auto"/>
+              <w:spacing w:beforeLines="40" w:before="96" w:afterLines="40" w:after="96" w:line="259" w:lineRule="auto"/>
               <w:rPr>
                 <w:rFonts w:ascii="Times New Roman" w:hAnsi="Times New Roman" w:cs="Times New Roman"/>
                 <w:sz w:val="24"/>
@@ -611,7 +616,7 @@
           </w:tcPr>
           <w:p>
             <w:pPr>
-              <w:spacing w:after="160" w:line="259" w:lineRule="auto"/>
+              <w:spacing w:beforeLines="40" w:before="96" w:afterLines="40" w:after="96" w:line="259" w:lineRule="auto"/>
               <w:rPr>
                 <w:rFonts w:ascii="Times New Roman" w:hAnsi="Times New Roman" w:cs="Times New Roman"/>
                 <w:sz w:val="24"/>
@@ -640,24 +645,24 @@
           </w:tcPr>
           <w:p>
             <w:pPr>
-              <w:spacing w:after="160" w:line="259" w:lineRule="auto"/>
-              <w:rPr>
-                <w:rFonts w:ascii="Times New Roman" w:hAnsi="Times New Roman" w:cs="Times New Roman"/>
-                <w:sz w:val="24"/>
-                <w:szCs w:val="24"/>
-                <w:lang w:val="en-ID"/>
-              </w:rPr>
-            </w:pPr>
-          </w:p>
-        </w:tc>
-        <w:tc>
-          <w:tcPr>
-            <w:tcW w:w="0" w:type="auto"/>
-            <w:hideMark/>
-          </w:tcPr>
-          <w:p>
-            <w:pPr>
-              <w:spacing w:after="160" w:line="259" w:lineRule="auto"/>
+              <w:spacing w:beforeLines="40" w:before="96" w:afterLines="40" w:after="96" w:line="259" w:lineRule="auto"/>
+              <w:rPr>
+                <w:rFonts w:ascii="Times New Roman" w:hAnsi="Times New Roman" w:cs="Times New Roman"/>
+                <w:sz w:val="24"/>
+                <w:szCs w:val="24"/>
+                <w:lang w:val="en-ID"/>
+              </w:rPr>
+            </w:pPr>
+          </w:p>
+        </w:tc>
+        <w:tc>
+          <w:tcPr>
+            <w:tcW w:w="0" w:type="auto"/>
+            <w:hideMark/>
+          </w:tcPr>
+          <w:p>
+            <w:pPr>
+              <w:spacing w:beforeLines="40" w:before="96" w:afterLines="40" w:after="96" w:line="259" w:lineRule="auto"/>
               <w:rPr>
                 <w:rFonts w:ascii="Times New Roman" w:hAnsi="Times New Roman" w:cs="Times New Roman"/>
                 <w:sz w:val="24"/>
@@ -683,7 +688,7 @@
           </w:tcPr>
           <w:p>
             <w:pPr>
-              <w:spacing w:after="160" w:line="259" w:lineRule="auto"/>
+              <w:spacing w:beforeLines="40" w:before="96" w:afterLines="40" w:after="96" w:line="259" w:lineRule="auto"/>
               <w:rPr>
                 <w:rFonts w:ascii="Times New Roman" w:hAnsi="Times New Roman" w:cs="Times New Roman"/>
                 <w:sz w:val="24"/>
@@ -709,7 +714,7 @@
           </w:tcPr>
           <w:p>
             <w:pPr>
-              <w:spacing w:after="160" w:line="259" w:lineRule="auto"/>
+              <w:spacing w:beforeLines="40" w:before="96" w:afterLines="40" w:after="96" w:line="259" w:lineRule="auto"/>
               <w:rPr>
                 <w:rFonts w:ascii="Times New Roman" w:hAnsi="Times New Roman" w:cs="Times New Roman"/>
                 <w:sz w:val="24"/>
@@ -735,7 +740,7 @@
           </w:tcPr>
           <w:p>
             <w:pPr>
-              <w:spacing w:after="160" w:line="259" w:lineRule="auto"/>
+              <w:spacing w:beforeLines="40" w:before="96" w:afterLines="40" w:after="96" w:line="259" w:lineRule="auto"/>
               <w:rPr>
                 <w:rFonts w:ascii="Times New Roman" w:hAnsi="Times New Roman" w:cs="Times New Roman"/>
                 <w:sz w:val="24"/>
@@ -764,24 +769,24 @@
           </w:tcPr>
           <w:p>
             <w:pPr>
-              <w:spacing w:after="160" w:line="259" w:lineRule="auto"/>
-              <w:rPr>
-                <w:rFonts w:ascii="Times New Roman" w:hAnsi="Times New Roman" w:cs="Times New Roman"/>
-                <w:sz w:val="24"/>
-                <w:szCs w:val="24"/>
-                <w:lang w:val="en-ID"/>
-              </w:rPr>
-            </w:pPr>
-          </w:p>
-        </w:tc>
-        <w:tc>
-          <w:tcPr>
-            <w:tcW w:w="0" w:type="auto"/>
-            <w:hideMark/>
-          </w:tcPr>
-          <w:p>
-            <w:pPr>
-              <w:spacing w:after="160" w:line="259" w:lineRule="auto"/>
+              <w:spacing w:beforeLines="40" w:before="96" w:afterLines="40" w:after="96" w:line="259" w:lineRule="auto"/>
+              <w:rPr>
+                <w:rFonts w:ascii="Times New Roman" w:hAnsi="Times New Roman" w:cs="Times New Roman"/>
+                <w:sz w:val="24"/>
+                <w:szCs w:val="24"/>
+                <w:lang w:val="en-ID"/>
+              </w:rPr>
+            </w:pPr>
+          </w:p>
+        </w:tc>
+        <w:tc>
+          <w:tcPr>
+            <w:tcW w:w="0" w:type="auto"/>
+            <w:hideMark/>
+          </w:tcPr>
+          <w:p>
+            <w:pPr>
+              <w:spacing w:beforeLines="40" w:before="96" w:afterLines="40" w:after="96" w:line="259" w:lineRule="auto"/>
               <w:rPr>
                 <w:rFonts w:ascii="Times New Roman" w:hAnsi="Times New Roman" w:cs="Times New Roman"/>
                 <w:sz w:val="24"/>
@@ -807,7 +812,7 @@
           </w:tcPr>
           <w:p>
             <w:pPr>
-              <w:spacing w:after="160" w:line="259" w:lineRule="auto"/>
+              <w:spacing w:beforeLines="40" w:before="96" w:afterLines="40" w:after="96" w:line="259" w:lineRule="auto"/>
               <w:rPr>
                 <w:rFonts w:ascii="Times New Roman" w:hAnsi="Times New Roman" w:cs="Times New Roman"/>
                 <w:sz w:val="24"/>
@@ -833,7 +838,7 @@
           </w:tcPr>
           <w:p>
             <w:pPr>
-              <w:spacing w:after="160" w:line="259" w:lineRule="auto"/>
+              <w:spacing w:beforeLines="40" w:before="96" w:afterLines="40" w:after="96" w:line="259" w:lineRule="auto"/>
               <w:rPr>
                 <w:rFonts w:ascii="Times New Roman" w:hAnsi="Times New Roman" w:cs="Times New Roman"/>
                 <w:sz w:val="24"/>
@@ -859,7 +864,7 @@
           </w:tcPr>
           <w:p>
             <w:pPr>
-              <w:spacing w:after="160" w:line="259" w:lineRule="auto"/>
+              <w:spacing w:beforeLines="40" w:before="96" w:afterLines="40" w:after="96" w:line="259" w:lineRule="auto"/>
               <w:rPr>
                 <w:rFonts w:ascii="Times New Roman" w:hAnsi="Times New Roman" w:cs="Times New Roman"/>
                 <w:sz w:val="24"/>
@@ -888,7 +893,7 @@
           </w:tcPr>
           <w:p>
             <w:pPr>
-              <w:spacing w:after="160" w:line="259" w:lineRule="auto"/>
+              <w:spacing w:beforeLines="40" w:before="96" w:afterLines="40" w:after="96" w:line="259" w:lineRule="auto"/>
               <w:rPr>
                 <w:rFonts w:ascii="Times New Roman" w:hAnsi="Times New Roman" w:cs="Times New Roman"/>
                 <w:sz w:val="24"/>
@@ -916,7 +921,7 @@
           </w:tcPr>
           <w:p>
             <w:pPr>
-              <w:spacing w:after="160" w:line="259" w:lineRule="auto"/>
+              <w:spacing w:beforeLines="40" w:before="96" w:afterLines="40" w:after="96" w:line="259" w:lineRule="auto"/>
               <w:rPr>
                 <w:rFonts w:ascii="Times New Roman" w:hAnsi="Times New Roman" w:cs="Times New Roman"/>
                 <w:sz w:val="24"/>
@@ -942,7 +947,7 @@
           </w:tcPr>
           <w:p>
             <w:pPr>
-              <w:spacing w:after="160" w:line="259" w:lineRule="auto"/>
+              <w:spacing w:beforeLines="40" w:before="96" w:afterLines="40" w:after="96" w:line="259" w:lineRule="auto"/>
               <w:rPr>
                 <w:rFonts w:ascii="Times New Roman" w:hAnsi="Times New Roman" w:cs="Times New Roman"/>
                 <w:sz w:val="24"/>
@@ -968,54 +973,27 @@
           </w:tcPr>
           <w:p>
             <w:pPr>
-              <w:spacing w:after="160" w:line="259" w:lineRule="auto"/>
-              <w:rPr>
-                <w:rFonts w:ascii="Times New Roman" w:hAnsi="Times New Roman" w:cs="Times New Roman"/>
-                <w:sz w:val="24"/>
-                <w:szCs w:val="24"/>
-                <w:lang w:val="en-ID"/>
-              </w:rPr>
-            </w:pPr>
-            <w:r>
-              <w:rPr>
-                <w:rFonts w:ascii="Times New Roman" w:hAnsi="Times New Roman" w:cs="Times New Roman"/>
-                <w:sz w:val="24"/>
-                <w:szCs w:val="24"/>
-                <w:lang w:val="en-ID"/>
-              </w:rPr>
-              <w:t xml:space="preserve">Intel </w:t>
-            </w:r>
-            <w:r>
-              <w:rPr>
-                <w:rFonts w:ascii="Times New Roman" w:hAnsi="Times New Roman" w:cs="Times New Roman"/>
-                <w:sz w:val="24"/>
-                <w:szCs w:val="24"/>
-                <w:lang w:val="en-ID"/>
-              </w:rPr>
-              <w:t xml:space="preserve">Core Ultra </w:t>
-            </w:r>
-            <w:r>
-              <w:rPr>
-                <w:rFonts w:ascii="Times New Roman" w:hAnsi="Times New Roman" w:cs="Times New Roman"/>
-                <w:sz w:val="24"/>
-                <w:szCs w:val="24"/>
-                <w:lang w:val="en-ID"/>
-              </w:rPr>
-              <w:t>70</w:t>
-            </w:r>
-            <w:r>
-              <w:rPr>
-                <w:rFonts w:ascii="Times New Roman" w:hAnsi="Times New Roman" w:cs="Times New Roman"/>
-                <w:sz w:val="24"/>
-                <w:szCs w:val="24"/>
-                <w:lang w:val="en-ID"/>
-              </w:rPr>
-              <w:t>200S Plus</w:t>
-            </w:r>
-          </w:p>
-          <w:p>
-            <w:pPr>
-              <w:spacing w:after="160" w:line="259" w:lineRule="auto"/>
+              <w:spacing w:beforeLines="40" w:before="96" w:afterLines="40" w:after="96" w:line="259" w:lineRule="auto"/>
+              <w:rPr>
+                <w:rFonts w:ascii="Times New Roman" w:hAnsi="Times New Roman" w:cs="Times New Roman"/>
+                <w:sz w:val="24"/>
+                <w:szCs w:val="24"/>
+                <w:lang w:val="en-ID"/>
+              </w:rPr>
+            </w:pPr>
+            <w:r>
+              <w:rPr>
+                <w:rFonts w:ascii="Times New Roman" w:hAnsi="Times New Roman" w:cs="Times New Roman"/>
+                <w:sz w:val="24"/>
+                <w:szCs w:val="24"/>
+                <w:lang w:val="en-ID"/>
+              </w:rPr>
+              <w:t>Intel Core Ultra 70200S Plus</w:t>
+            </w:r>
+          </w:p>
+          <w:p>
+            <w:pPr>
+              <w:spacing w:beforeLines="40" w:before="96" w:afterLines="40" w:after="96" w:line="259" w:lineRule="auto"/>
               <w:rPr>
                 <w:rFonts w:ascii="Times New Roman" w:hAnsi="Times New Roman" w:cs="Times New Roman"/>
                 <w:sz w:val="24"/>
@@ -1049,7 +1027,7 @@
           </w:tcPr>
           <w:p>
             <w:pPr>
-              <w:spacing w:after="160" w:line="259" w:lineRule="auto"/>
+              <w:spacing w:beforeLines="40" w:before="96" w:afterLines="40" w:after="96" w:line="259" w:lineRule="auto"/>
               <w:rPr>
                 <w:rFonts w:ascii="Times New Roman" w:hAnsi="Times New Roman" w:cs="Times New Roman"/>
                 <w:sz w:val="24"/>
@@ -1078,24 +1056,24 @@
           </w:tcPr>
           <w:p>
             <w:pPr>
-              <w:spacing w:after="160" w:line="259" w:lineRule="auto"/>
-              <w:rPr>
-                <w:rFonts w:ascii="Times New Roman" w:hAnsi="Times New Roman" w:cs="Times New Roman"/>
-                <w:sz w:val="24"/>
-                <w:szCs w:val="24"/>
-                <w:lang w:val="en-ID"/>
-              </w:rPr>
-            </w:pPr>
-          </w:p>
-        </w:tc>
-        <w:tc>
-          <w:tcPr>
-            <w:tcW w:w="0" w:type="auto"/>
-            <w:hideMark/>
-          </w:tcPr>
-          <w:p>
-            <w:pPr>
-              <w:spacing w:after="160" w:line="259" w:lineRule="auto"/>
+              <w:spacing w:beforeLines="40" w:before="96" w:afterLines="40" w:after="96" w:line="259" w:lineRule="auto"/>
+              <w:rPr>
+                <w:rFonts w:ascii="Times New Roman" w:hAnsi="Times New Roman" w:cs="Times New Roman"/>
+                <w:sz w:val="24"/>
+                <w:szCs w:val="24"/>
+                <w:lang w:val="en-ID"/>
+              </w:rPr>
+            </w:pPr>
+          </w:p>
+        </w:tc>
+        <w:tc>
+          <w:tcPr>
+            <w:tcW w:w="0" w:type="auto"/>
+            <w:hideMark/>
+          </w:tcPr>
+          <w:p>
+            <w:pPr>
+              <w:spacing w:beforeLines="40" w:before="96" w:afterLines="40" w:after="96" w:line="259" w:lineRule="auto"/>
               <w:rPr>
                 <w:rFonts w:ascii="Times New Roman" w:hAnsi="Times New Roman" w:cs="Times New Roman"/>
                 <w:sz w:val="24"/>
@@ -1121,7 +1099,7 @@
           </w:tcPr>
           <w:p>
             <w:pPr>
-              <w:spacing w:after="160" w:line="259" w:lineRule="auto"/>
+              <w:spacing w:beforeLines="40" w:before="96" w:afterLines="40" w:after="96" w:line="259" w:lineRule="auto"/>
               <w:rPr>
                 <w:rFonts w:ascii="Times New Roman" w:hAnsi="Times New Roman" w:cs="Times New Roman"/>
                 <w:sz w:val="24"/>
@@ -1147,7 +1125,7 @@
           </w:tcPr>
           <w:p>
             <w:pPr>
-              <w:spacing w:after="160" w:line="259" w:lineRule="auto"/>
+              <w:spacing w:beforeLines="40" w:before="96" w:afterLines="40" w:after="96" w:line="259" w:lineRule="auto"/>
               <w:rPr>
                 <w:rFonts w:ascii="Times New Roman" w:hAnsi="Times New Roman" w:cs="Times New Roman"/>
                 <w:sz w:val="24"/>
@@ -1173,7 +1151,7 @@
           </w:tcPr>
           <w:p>
             <w:pPr>
-              <w:spacing w:after="160" w:line="259" w:lineRule="auto"/>
+              <w:spacing w:beforeLines="40" w:before="96" w:afterLines="40" w:after="96" w:line="259" w:lineRule="auto"/>
               <w:rPr>
                 <w:rFonts w:ascii="Times New Roman" w:hAnsi="Times New Roman" w:cs="Times New Roman"/>
                 <w:sz w:val="24"/>
@@ -1202,24 +1180,24 @@
           </w:tcPr>
           <w:p>
             <w:pPr>
-              <w:spacing w:after="160" w:line="259" w:lineRule="auto"/>
-              <w:rPr>
-                <w:rFonts w:ascii="Times New Roman" w:hAnsi="Times New Roman" w:cs="Times New Roman"/>
-                <w:sz w:val="24"/>
-                <w:szCs w:val="24"/>
-                <w:lang w:val="en-ID"/>
-              </w:rPr>
-            </w:pPr>
-          </w:p>
-        </w:tc>
-        <w:tc>
-          <w:tcPr>
-            <w:tcW w:w="0" w:type="auto"/>
-            <w:hideMark/>
-          </w:tcPr>
-          <w:p>
-            <w:pPr>
-              <w:spacing w:after="160" w:line="259" w:lineRule="auto"/>
+              <w:spacing w:beforeLines="40" w:before="96" w:afterLines="40" w:after="96" w:line="259" w:lineRule="auto"/>
+              <w:rPr>
+                <w:rFonts w:ascii="Times New Roman" w:hAnsi="Times New Roman" w:cs="Times New Roman"/>
+                <w:sz w:val="24"/>
+                <w:szCs w:val="24"/>
+                <w:lang w:val="en-ID"/>
+              </w:rPr>
+            </w:pPr>
+          </w:p>
+        </w:tc>
+        <w:tc>
+          <w:tcPr>
+            <w:tcW w:w="0" w:type="auto"/>
+            <w:hideMark/>
+          </w:tcPr>
+          <w:p>
+            <w:pPr>
+              <w:spacing w:beforeLines="40" w:before="96" w:afterLines="40" w:after="96" w:line="259" w:lineRule="auto"/>
               <w:rPr>
                 <w:rFonts w:ascii="Times New Roman" w:hAnsi="Times New Roman" w:cs="Times New Roman"/>
                 <w:sz w:val="24"/>
@@ -1245,7 +1223,7 @@
           </w:tcPr>
           <w:p>
             <w:pPr>
-              <w:spacing w:after="160" w:line="259" w:lineRule="auto"/>
+              <w:spacing w:beforeLines="40" w:before="96" w:afterLines="40" w:after="96" w:line="259" w:lineRule="auto"/>
               <w:rPr>
                 <w:rFonts w:ascii="Times New Roman" w:hAnsi="Times New Roman" w:cs="Times New Roman"/>
                 <w:sz w:val="24"/>
@@ -1271,42 +1249,33 @@
           </w:tcPr>
           <w:p>
             <w:pPr>
-              <w:spacing w:after="160" w:line="259" w:lineRule="auto"/>
-              <w:rPr>
-                <w:rFonts w:ascii="Times New Roman" w:hAnsi="Times New Roman" w:cs="Times New Roman"/>
-                <w:sz w:val="24"/>
-                <w:szCs w:val="24"/>
-                <w:lang w:val="en-ID"/>
-              </w:rPr>
-            </w:pPr>
-            <w:r>
-              <w:rPr>
-                <w:rFonts w:ascii="Times New Roman" w:hAnsi="Times New Roman" w:cs="Times New Roman"/>
-                <w:sz w:val="24"/>
-                <w:szCs w:val="24"/>
-                <w:lang w:val="en-ID"/>
-              </w:rPr>
-              <w:t>16</w:t>
-            </w:r>
-            <w:r>
-              <w:rPr>
-                <w:rFonts w:ascii="Times New Roman" w:hAnsi="Times New Roman" w:cs="Times New Roman"/>
-                <w:sz w:val="24"/>
-                <w:szCs w:val="24"/>
-                <w:lang w:val="en-ID"/>
-              </w:rPr>
-              <w:t xml:space="preserve"> GB</w:t>
-            </w:r>
-          </w:p>
-        </w:tc>
-        <w:tc>
-          <w:tcPr>
-            <w:tcW w:w="0" w:type="auto"/>
-            <w:hideMark/>
-          </w:tcPr>
-          <w:p>
-            <w:pPr>
-              <w:spacing w:after="160" w:line="259" w:lineRule="auto"/>
+              <w:spacing w:beforeLines="40" w:before="96" w:afterLines="40" w:after="96" w:line="259" w:lineRule="auto"/>
+              <w:rPr>
+                <w:rFonts w:ascii="Times New Roman" w:hAnsi="Times New Roman" w:cs="Times New Roman"/>
+                <w:sz w:val="24"/>
+                <w:szCs w:val="24"/>
+                <w:lang w:val="en-ID"/>
+              </w:rPr>
+            </w:pPr>
+            <w:r>
+              <w:rPr>
+                <w:rFonts w:ascii="Times New Roman" w:hAnsi="Times New Roman" w:cs="Times New Roman"/>
+                <w:sz w:val="24"/>
+                <w:szCs w:val="24"/>
+                <w:lang w:val="en-ID"/>
+              </w:rPr>
+              <w:t>16 GB</w:t>
+            </w:r>
+          </w:p>
+        </w:tc>
+        <w:tc>
+          <w:tcPr>
+            <w:tcW w:w="0" w:type="auto"/>
+            <w:hideMark/>
+          </w:tcPr>
+          <w:p>
+            <w:pPr>
+              <w:spacing w:beforeLines="40" w:before="96" w:afterLines="40" w:after="96" w:line="259" w:lineRule="auto"/>
               <w:rPr>
                 <w:rFonts w:ascii="Times New Roman" w:hAnsi="Times New Roman" w:cs="Times New Roman"/>
                 <w:sz w:val="24"/>
@@ -1335,24 +1304,24 @@
           </w:tcPr>
           <w:p>
             <w:pPr>
-              <w:spacing w:after="160" w:line="259" w:lineRule="auto"/>
-              <w:rPr>
-                <w:rFonts w:ascii="Times New Roman" w:hAnsi="Times New Roman" w:cs="Times New Roman"/>
-                <w:sz w:val="24"/>
-                <w:szCs w:val="24"/>
-                <w:lang w:val="en-ID"/>
-              </w:rPr>
-            </w:pPr>
-          </w:p>
-        </w:tc>
-        <w:tc>
-          <w:tcPr>
-            <w:tcW w:w="0" w:type="auto"/>
-            <w:hideMark/>
-          </w:tcPr>
-          <w:p>
-            <w:pPr>
-              <w:spacing w:after="160" w:line="259" w:lineRule="auto"/>
+              <w:spacing w:beforeLines="40" w:before="96" w:afterLines="40" w:after="96" w:line="259" w:lineRule="auto"/>
+              <w:rPr>
+                <w:rFonts w:ascii="Times New Roman" w:hAnsi="Times New Roman" w:cs="Times New Roman"/>
+                <w:sz w:val="24"/>
+                <w:szCs w:val="24"/>
+                <w:lang w:val="en-ID"/>
+              </w:rPr>
+            </w:pPr>
+          </w:p>
+        </w:tc>
+        <w:tc>
+          <w:tcPr>
+            <w:tcW w:w="0" w:type="auto"/>
+            <w:hideMark/>
+          </w:tcPr>
+          <w:p>
+            <w:pPr>
+              <w:spacing w:beforeLines="40" w:before="96" w:afterLines="40" w:after="96" w:line="259" w:lineRule="auto"/>
               <w:rPr>
                 <w:rFonts w:ascii="Times New Roman" w:hAnsi="Times New Roman" w:cs="Times New Roman"/>
                 <w:sz w:val="24"/>
@@ -1378,7 +1347,7 @@
           </w:tcPr>
           <w:p>
             <w:pPr>
-              <w:spacing w:after="160" w:line="259" w:lineRule="auto"/>
+              <w:spacing w:beforeLines="40" w:before="96" w:afterLines="40" w:after="96" w:line="259" w:lineRule="auto"/>
               <w:rPr>
                 <w:rFonts w:ascii="Times New Roman" w:hAnsi="Times New Roman" w:cs="Times New Roman"/>
                 <w:sz w:val="24"/>
@@ -1404,7 +1373,7 @@
           </w:tcPr>
           <w:p>
             <w:pPr>
-              <w:spacing w:after="160" w:line="259" w:lineRule="auto"/>
+              <w:spacing w:beforeLines="40" w:before="96" w:afterLines="40" w:after="96" w:line="259" w:lineRule="auto"/>
               <w:rPr>
                 <w:rFonts w:ascii="Times New Roman" w:hAnsi="Times New Roman" w:cs="Times New Roman"/>
                 <w:sz w:val="24"/>
@@ -1430,7 +1399,7 @@
           </w:tcPr>
           <w:p>
             <w:pPr>
-              <w:spacing w:after="160" w:line="259" w:lineRule="auto"/>
+              <w:spacing w:beforeLines="40" w:before="96" w:afterLines="40" w:after="96" w:line="259" w:lineRule="auto"/>
               <w:rPr>
                 <w:rFonts w:ascii="Times New Roman" w:hAnsi="Times New Roman" w:cs="Times New Roman"/>
                 <w:sz w:val="24"/>
@@ -1458,7 +1427,7 @@
           </w:tcPr>
           <w:p>
             <w:pPr>
-              <w:spacing w:after="160" w:line="259" w:lineRule="auto"/>
+              <w:spacing w:beforeLines="40" w:before="96" w:afterLines="40" w:after="96" w:line="259" w:lineRule="auto"/>
               <w:rPr>
                 <w:rFonts w:ascii="Times New Roman" w:hAnsi="Times New Roman" w:cs="Times New Roman"/>
                 <w:sz w:val="24"/>
@@ -1486,7 +1455,7 @@
           </w:tcPr>
           <w:p>
             <w:pPr>
-              <w:spacing w:after="160" w:line="259" w:lineRule="auto"/>
+              <w:spacing w:beforeLines="40" w:before="96" w:afterLines="40" w:after="96" w:line="259" w:lineRule="auto"/>
               <w:rPr>
                 <w:rFonts w:ascii="Times New Roman" w:hAnsi="Times New Roman" w:cs="Times New Roman"/>
                 <w:sz w:val="24"/>
@@ -1512,7 +1481,7 @@
           </w:tcPr>
           <w:p>
             <w:pPr>
-              <w:spacing w:after="160" w:line="259" w:lineRule="auto"/>
+              <w:spacing w:beforeLines="40" w:before="96" w:afterLines="40" w:after="96" w:line="259" w:lineRule="auto"/>
               <w:rPr>
                 <w:rFonts w:ascii="Times New Roman" w:hAnsi="Times New Roman" w:cs="Times New Roman"/>
                 <w:sz w:val="24"/>
@@ -1538,7 +1507,7 @@
           </w:tcPr>
           <w:p>
             <w:pPr>
-              <w:spacing w:after="160" w:line="259" w:lineRule="auto"/>
+              <w:spacing w:beforeLines="40" w:before="96" w:afterLines="40" w:after="96" w:line="259" w:lineRule="auto"/>
               <w:rPr>
                 <w:rFonts w:ascii="Times New Roman" w:hAnsi="Times New Roman" w:cs="Times New Roman"/>
                 <w:sz w:val="24"/>
@@ -1564,7 +1533,7 @@
           </w:tcPr>
           <w:p>
             <w:pPr>
-              <w:spacing w:after="160" w:line="259" w:lineRule="auto"/>
+              <w:spacing w:beforeLines="40" w:before="96" w:afterLines="40" w:after="96" w:line="259" w:lineRule="auto"/>
               <w:rPr>
                 <w:rFonts w:ascii="Times New Roman" w:hAnsi="Times New Roman" w:cs="Times New Roman"/>
                 <w:sz w:val="24"/>
@@ -1587,6 +1556,7 @@
     </w:tbl>
     <w:p>
       <w:pPr>
+        <w:spacing w:beforeLines="40" w:before="96" w:afterLines="40" w:after="96"/>
         <w:rPr>
           <w:rFonts w:ascii="Times New Roman" w:hAnsi="Times New Roman" w:cs="Times New Roman"/>
           <w:sz w:val="24"/>
@@ -1596,6 +1566,7 @@
     </w:p>
     <w:p>
       <w:pPr>
+        <w:spacing w:beforeLines="40" w:before="96" w:afterLines="40" w:after="96"/>
         <w:rPr>
           <w:rFonts w:ascii="Times New Roman" w:hAnsi="Times New Roman" w:cs="Times New Roman"/>
           <w:b/>
@@ -1612,6 +1583,29 @@
           <w:sz w:val="32"/>
           <w:szCs w:val="32"/>
         </w:rPr>
+        <w:br w:type="page"/>
+      </w:r>
+    </w:p>
+    <w:p>
+      <w:pPr>
+        <w:spacing w:beforeLines="40" w:before="96" w:afterLines="40" w:after="96"/>
+        <w:rPr>
+          <w:rFonts w:ascii="Times New Roman" w:hAnsi="Times New Roman" w:cs="Times New Roman"/>
+          <w:b/>
+          <w:bCs/>
+          <w:sz w:val="32"/>
+          <w:szCs w:val="32"/>
+        </w:rPr>
+      </w:pPr>
+      <w:r>
+        <w:rPr>
+          <w:rFonts w:ascii="Times New Roman" w:hAnsi="Times New Roman" w:cs="Times New Roman"/>
+          <w:b/>
+          <w:bCs/>
+          <w:sz w:val="32"/>
+          <w:szCs w:val="32"/>
+        </w:rPr>
+        <w:lastRenderedPageBreak/>
         <w:t>BackEnd</w:t>
       </w:r>
       <w:r>
@@ -1646,7 +1640,8 @@
           </w:tcPr>
           <w:p>
             <w:pPr>
-              <w:spacing w:after="160" w:line="259" w:lineRule="auto"/>
+              <w:spacing w:beforeLines="40" w:before="96" w:afterLines="40" w:after="96" w:line="259" w:lineRule="auto"/>
+              <w:jc w:val="center"/>
               <w:rPr>
                 <w:rFonts w:ascii="Times New Roman" w:hAnsi="Times New Roman" w:cs="Times New Roman"/>
                 <w:b/>
@@ -1676,7 +1671,8 @@
           </w:tcPr>
           <w:p>
             <w:pPr>
-              <w:spacing w:after="160" w:line="259" w:lineRule="auto"/>
+              <w:spacing w:beforeLines="40" w:before="96" w:afterLines="40" w:after="96" w:line="259" w:lineRule="auto"/>
+              <w:jc w:val="center"/>
               <w:rPr>
                 <w:rFonts w:ascii="Times New Roman" w:hAnsi="Times New Roman" w:cs="Times New Roman"/>
                 <w:b/>
@@ -1706,7 +1702,8 @@
           </w:tcPr>
           <w:p>
             <w:pPr>
-              <w:spacing w:after="160" w:line="259" w:lineRule="auto"/>
+              <w:spacing w:beforeLines="40" w:before="96" w:afterLines="40" w:after="96" w:line="259" w:lineRule="auto"/>
+              <w:jc w:val="center"/>
               <w:rPr>
                 <w:rFonts w:ascii="Times New Roman" w:hAnsi="Times New Roman" w:cs="Times New Roman"/>
                 <w:b/>
@@ -1736,7 +1733,8 @@
           </w:tcPr>
           <w:p>
             <w:pPr>
-              <w:spacing w:after="160" w:line="259" w:lineRule="auto"/>
+              <w:spacing w:beforeLines="40" w:before="96" w:afterLines="40" w:after="96" w:line="259" w:lineRule="auto"/>
+              <w:jc w:val="center"/>
               <w:rPr>
                 <w:rFonts w:ascii="Times New Roman" w:hAnsi="Times New Roman" w:cs="Times New Roman"/>
                 <w:b/>
@@ -1766,7 +1764,8 @@
           </w:tcPr>
           <w:p>
             <w:pPr>
-              <w:spacing w:after="160" w:line="259" w:lineRule="auto"/>
+              <w:spacing w:beforeLines="40" w:before="96" w:afterLines="40" w:after="96" w:line="259" w:lineRule="auto"/>
+              <w:jc w:val="center"/>
               <w:rPr>
                 <w:rFonts w:ascii="Times New Roman" w:hAnsi="Times New Roman" w:cs="Times New Roman"/>
                 <w:b/>
@@ -1799,7 +1798,7 @@
           </w:tcPr>
           <w:p>
             <w:pPr>
-              <w:spacing w:after="160" w:line="259" w:lineRule="auto"/>
+              <w:spacing w:beforeLines="40" w:before="96" w:afterLines="40" w:after="96" w:line="259" w:lineRule="auto"/>
               <w:rPr>
                 <w:rFonts w:ascii="Times New Roman" w:hAnsi="Times New Roman" w:cs="Times New Roman"/>
                 <w:sz w:val="24"/>
@@ -1816,7 +1815,6 @@
                 <w:szCs w:val="24"/>
                 <w:lang w:val="en-ID"/>
               </w:rPr>
-              <w:lastRenderedPageBreak/>
               <w:t>Software</w:t>
             </w:r>
           </w:p>
@@ -1828,7 +1826,7 @@
           </w:tcPr>
           <w:p>
             <w:pPr>
-              <w:spacing w:after="160" w:line="259" w:lineRule="auto"/>
+              <w:spacing w:beforeLines="40" w:before="96" w:afterLines="40" w:after="96" w:line="259" w:lineRule="auto"/>
               <w:rPr>
                 <w:rFonts w:ascii="Times New Roman" w:hAnsi="Times New Roman" w:cs="Times New Roman"/>
                 <w:sz w:val="24"/>
@@ -1854,7 +1852,7 @@
           </w:tcPr>
           <w:p>
             <w:pPr>
-              <w:spacing w:after="160" w:line="259" w:lineRule="auto"/>
+              <w:spacing w:beforeLines="40" w:before="96" w:afterLines="40" w:after="96" w:line="259" w:lineRule="auto"/>
               <w:rPr>
                 <w:rFonts w:ascii="Times New Roman" w:hAnsi="Times New Roman" w:cs="Times New Roman"/>
                 <w:sz w:val="24"/>
@@ -1880,7 +1878,7 @@
           </w:tcPr>
           <w:p>
             <w:pPr>
-              <w:spacing w:after="160" w:line="259" w:lineRule="auto"/>
+              <w:spacing w:beforeLines="40" w:before="96" w:afterLines="40" w:after="96" w:line="259" w:lineRule="auto"/>
               <w:rPr>
                 <w:rFonts w:ascii="Times New Roman" w:hAnsi="Times New Roman" w:cs="Times New Roman"/>
                 <w:sz w:val="24"/>
@@ -1928,7 +1926,7 @@
           </w:tcPr>
           <w:p>
             <w:pPr>
-              <w:spacing w:after="160" w:line="259" w:lineRule="auto"/>
+              <w:spacing w:beforeLines="40" w:before="96" w:afterLines="40" w:after="96" w:line="259" w:lineRule="auto"/>
               <w:rPr>
                 <w:rFonts w:ascii="Times New Roman" w:hAnsi="Times New Roman" w:cs="Times New Roman"/>
                 <w:sz w:val="24"/>
@@ -1957,24 +1955,24 @@
           </w:tcPr>
           <w:p>
             <w:pPr>
-              <w:spacing w:after="160" w:line="259" w:lineRule="auto"/>
-              <w:rPr>
-                <w:rFonts w:ascii="Times New Roman" w:hAnsi="Times New Roman" w:cs="Times New Roman"/>
-                <w:sz w:val="24"/>
-                <w:szCs w:val="24"/>
-                <w:lang w:val="en-ID"/>
-              </w:rPr>
-            </w:pPr>
-          </w:p>
-        </w:tc>
-        <w:tc>
-          <w:tcPr>
-            <w:tcW w:w="0" w:type="auto"/>
-            <w:hideMark/>
-          </w:tcPr>
-          <w:p>
-            <w:pPr>
-              <w:spacing w:after="160" w:line="259" w:lineRule="auto"/>
+              <w:spacing w:beforeLines="40" w:before="96" w:afterLines="40" w:after="96" w:line="259" w:lineRule="auto"/>
+              <w:rPr>
+                <w:rFonts w:ascii="Times New Roman" w:hAnsi="Times New Roman" w:cs="Times New Roman"/>
+                <w:sz w:val="24"/>
+                <w:szCs w:val="24"/>
+                <w:lang w:val="en-ID"/>
+              </w:rPr>
+            </w:pPr>
+          </w:p>
+        </w:tc>
+        <w:tc>
+          <w:tcPr>
+            <w:tcW w:w="0" w:type="auto"/>
+            <w:hideMark/>
+          </w:tcPr>
+          <w:p>
+            <w:pPr>
+              <w:spacing w:beforeLines="40" w:before="96" w:afterLines="40" w:after="96" w:line="259" w:lineRule="auto"/>
               <w:rPr>
                 <w:rFonts w:ascii="Times New Roman" w:hAnsi="Times New Roman" w:cs="Times New Roman"/>
                 <w:sz w:val="24"/>
@@ -2000,7 +1998,7 @@
           </w:tcPr>
           <w:p>
             <w:pPr>
-              <w:spacing w:after="160" w:line="259" w:lineRule="auto"/>
+              <w:spacing w:beforeLines="40" w:before="96" w:afterLines="40" w:after="96" w:line="259" w:lineRule="auto"/>
               <w:rPr>
                 <w:rFonts w:ascii="Times New Roman" w:hAnsi="Times New Roman" w:cs="Times New Roman"/>
                 <w:sz w:val="24"/>
@@ -2026,7 +2024,7 @@
           </w:tcPr>
           <w:p>
             <w:pPr>
-              <w:spacing w:after="160" w:line="259" w:lineRule="auto"/>
+              <w:spacing w:beforeLines="40" w:before="96" w:afterLines="40" w:after="96" w:line="259" w:lineRule="auto"/>
               <w:rPr>
                 <w:rFonts w:ascii="Times New Roman" w:hAnsi="Times New Roman" w:cs="Times New Roman"/>
                 <w:sz w:val="24"/>
@@ -2052,7 +2050,7 @@
           </w:tcPr>
           <w:p>
             <w:pPr>
-              <w:spacing w:after="160" w:line="259" w:lineRule="auto"/>
+              <w:spacing w:beforeLines="40" w:before="96" w:afterLines="40" w:after="96" w:line="259" w:lineRule="auto"/>
               <w:rPr>
                 <w:rFonts w:ascii="Times New Roman" w:hAnsi="Times New Roman" w:cs="Times New Roman"/>
                 <w:sz w:val="24"/>
@@ -2081,24 +2079,24 @@
           </w:tcPr>
           <w:p>
             <w:pPr>
-              <w:spacing w:after="160" w:line="259" w:lineRule="auto"/>
-              <w:rPr>
-                <w:rFonts w:ascii="Times New Roman" w:hAnsi="Times New Roman" w:cs="Times New Roman"/>
-                <w:sz w:val="24"/>
-                <w:szCs w:val="24"/>
-                <w:lang w:val="en-ID"/>
-              </w:rPr>
-            </w:pPr>
-          </w:p>
-        </w:tc>
-        <w:tc>
-          <w:tcPr>
-            <w:tcW w:w="0" w:type="auto"/>
-            <w:hideMark/>
-          </w:tcPr>
-          <w:p>
-            <w:pPr>
-              <w:spacing w:after="160" w:line="259" w:lineRule="auto"/>
+              <w:spacing w:beforeLines="40" w:before="96" w:afterLines="40" w:after="96" w:line="259" w:lineRule="auto"/>
+              <w:rPr>
+                <w:rFonts w:ascii="Times New Roman" w:hAnsi="Times New Roman" w:cs="Times New Roman"/>
+                <w:sz w:val="24"/>
+                <w:szCs w:val="24"/>
+                <w:lang w:val="en-ID"/>
+              </w:rPr>
+            </w:pPr>
+          </w:p>
+        </w:tc>
+        <w:tc>
+          <w:tcPr>
+            <w:tcW w:w="0" w:type="auto"/>
+            <w:hideMark/>
+          </w:tcPr>
+          <w:p>
+            <w:pPr>
+              <w:spacing w:beforeLines="40" w:before="96" w:afterLines="40" w:after="96" w:line="259" w:lineRule="auto"/>
               <w:rPr>
                 <w:rFonts w:ascii="Times New Roman" w:hAnsi="Times New Roman" w:cs="Times New Roman"/>
                 <w:sz w:val="24"/>
@@ -2124,7 +2122,7 @@
           </w:tcPr>
           <w:p>
             <w:pPr>
-              <w:spacing w:after="160" w:line="259" w:lineRule="auto"/>
+              <w:spacing w:beforeLines="40" w:before="96" w:afterLines="40" w:after="96" w:line="259" w:lineRule="auto"/>
               <w:rPr>
                 <w:rFonts w:ascii="Times New Roman" w:hAnsi="Times New Roman" w:cs="Times New Roman"/>
                 <w:sz w:val="24"/>
@@ -2159,7 +2157,7 @@
           </w:tcPr>
           <w:p>
             <w:pPr>
-              <w:spacing w:after="160" w:line="259" w:lineRule="auto"/>
+              <w:spacing w:beforeLines="40" w:before="96" w:afterLines="40" w:after="96" w:line="259" w:lineRule="auto"/>
               <w:rPr>
                 <w:rFonts w:ascii="Times New Roman" w:hAnsi="Times New Roman" w:cs="Times New Roman"/>
                 <w:sz w:val="24"/>
@@ -2185,7 +2183,7 @@
           </w:tcPr>
           <w:p>
             <w:pPr>
-              <w:spacing w:after="160" w:line="259" w:lineRule="auto"/>
+              <w:spacing w:beforeLines="40" w:before="96" w:afterLines="40" w:after="96" w:line="259" w:lineRule="auto"/>
               <w:rPr>
                 <w:rFonts w:ascii="Times New Roman" w:hAnsi="Times New Roman" w:cs="Times New Roman"/>
                 <w:sz w:val="24"/>
@@ -2214,24 +2212,24 @@
           </w:tcPr>
           <w:p>
             <w:pPr>
-              <w:spacing w:after="160" w:line="259" w:lineRule="auto"/>
-              <w:rPr>
-                <w:rFonts w:ascii="Times New Roman" w:hAnsi="Times New Roman" w:cs="Times New Roman"/>
-                <w:sz w:val="24"/>
-                <w:szCs w:val="24"/>
-                <w:lang w:val="en-ID"/>
-              </w:rPr>
-            </w:pPr>
-          </w:p>
-        </w:tc>
-        <w:tc>
-          <w:tcPr>
-            <w:tcW w:w="0" w:type="auto"/>
-            <w:hideMark/>
-          </w:tcPr>
-          <w:p>
-            <w:pPr>
-              <w:spacing w:after="160" w:line="259" w:lineRule="auto"/>
+              <w:spacing w:beforeLines="40" w:before="96" w:afterLines="40" w:after="96" w:line="259" w:lineRule="auto"/>
+              <w:rPr>
+                <w:rFonts w:ascii="Times New Roman" w:hAnsi="Times New Roman" w:cs="Times New Roman"/>
+                <w:sz w:val="24"/>
+                <w:szCs w:val="24"/>
+                <w:lang w:val="en-ID"/>
+              </w:rPr>
+            </w:pPr>
+          </w:p>
+        </w:tc>
+        <w:tc>
+          <w:tcPr>
+            <w:tcW w:w="0" w:type="auto"/>
+            <w:hideMark/>
+          </w:tcPr>
+          <w:p>
+            <w:pPr>
+              <w:spacing w:beforeLines="40" w:before="96" w:afterLines="40" w:after="96" w:line="259" w:lineRule="auto"/>
               <w:rPr>
                 <w:rFonts w:ascii="Times New Roman" w:hAnsi="Times New Roman" w:cs="Times New Roman"/>
                 <w:sz w:val="24"/>
@@ -2257,7 +2255,7 @@
           </w:tcPr>
           <w:p>
             <w:pPr>
-              <w:spacing w:after="160" w:line="259" w:lineRule="auto"/>
+              <w:spacing w:beforeLines="40" w:before="96" w:afterLines="40" w:after="96" w:line="259" w:lineRule="auto"/>
               <w:rPr>
                 <w:rFonts w:ascii="Times New Roman" w:hAnsi="Times New Roman" w:cs="Times New Roman"/>
                 <w:sz w:val="24"/>
@@ -2283,7 +2281,7 @@
           </w:tcPr>
           <w:p>
             <w:pPr>
-              <w:spacing w:after="160" w:line="259" w:lineRule="auto"/>
+              <w:spacing w:beforeLines="40" w:before="96" w:afterLines="40" w:after="96" w:line="259" w:lineRule="auto"/>
               <w:rPr>
                 <w:rFonts w:ascii="Times New Roman" w:hAnsi="Times New Roman" w:cs="Times New Roman"/>
                 <w:sz w:val="24"/>
@@ -2309,7 +2307,7 @@
           </w:tcPr>
           <w:p>
             <w:pPr>
-              <w:spacing w:after="160" w:line="259" w:lineRule="auto"/>
+              <w:spacing w:beforeLines="40" w:before="96" w:afterLines="40" w:after="96" w:line="259" w:lineRule="auto"/>
               <w:rPr>
                 <w:rFonts w:ascii="Times New Roman" w:hAnsi="Times New Roman" w:cs="Times New Roman"/>
                 <w:sz w:val="24"/>
@@ -2347,7 +2345,7 @@
           </w:tcPr>
           <w:p>
             <w:pPr>
-              <w:spacing w:after="160" w:line="259" w:lineRule="auto"/>
+              <w:spacing w:beforeLines="40" w:before="96" w:afterLines="40" w:after="96" w:line="259" w:lineRule="auto"/>
               <w:rPr>
                 <w:rFonts w:ascii="Times New Roman" w:hAnsi="Times New Roman" w:cs="Times New Roman"/>
                 <w:sz w:val="24"/>
@@ -2375,7 +2373,7 @@
           </w:tcPr>
           <w:p>
             <w:pPr>
-              <w:spacing w:after="160" w:line="259" w:lineRule="auto"/>
+              <w:spacing w:beforeLines="40" w:before="96" w:afterLines="40" w:after="96" w:line="259" w:lineRule="auto"/>
               <w:rPr>
                 <w:rFonts w:ascii="Times New Roman" w:hAnsi="Times New Roman" w:cs="Times New Roman"/>
                 <w:sz w:val="24"/>
@@ -2401,7 +2399,7 @@
           </w:tcPr>
           <w:p>
             <w:pPr>
-              <w:spacing w:after="160" w:line="259" w:lineRule="auto"/>
+              <w:spacing w:beforeLines="40" w:before="96" w:afterLines="40" w:after="96" w:line="259" w:lineRule="auto"/>
               <w:rPr>
                 <w:rFonts w:ascii="Times New Roman" w:hAnsi="Times New Roman" w:cs="Times New Roman"/>
                 <w:sz w:val="24"/>
@@ -2427,7 +2425,7 @@
           </w:tcPr>
           <w:p>
             <w:pPr>
-              <w:spacing w:after="160" w:line="259" w:lineRule="auto"/>
+              <w:spacing w:beforeLines="40" w:before="96" w:afterLines="40" w:after="96" w:line="259" w:lineRule="auto"/>
               <w:rPr>
                 <w:rFonts w:ascii="Times New Roman" w:hAnsi="Times New Roman" w:cs="Times New Roman"/>
                 <w:sz w:val="24"/>
@@ -2453,7 +2451,7 @@
           </w:tcPr>
           <w:p>
             <w:pPr>
-              <w:spacing w:after="160" w:line="259" w:lineRule="auto"/>
+              <w:spacing w:beforeLines="40" w:before="96" w:afterLines="40" w:after="96" w:line="259" w:lineRule="auto"/>
               <w:rPr>
                 <w:rFonts w:ascii="Times New Roman" w:hAnsi="Times New Roman" w:cs="Times New Roman"/>
                 <w:sz w:val="24"/>
@@ -2482,24 +2480,24 @@
           </w:tcPr>
           <w:p>
             <w:pPr>
-              <w:spacing w:after="160" w:line="259" w:lineRule="auto"/>
-              <w:rPr>
-                <w:rFonts w:ascii="Times New Roman" w:hAnsi="Times New Roman" w:cs="Times New Roman"/>
-                <w:sz w:val="24"/>
-                <w:szCs w:val="24"/>
-                <w:lang w:val="en-ID"/>
-              </w:rPr>
-            </w:pPr>
-          </w:p>
-        </w:tc>
-        <w:tc>
-          <w:tcPr>
-            <w:tcW w:w="0" w:type="auto"/>
-            <w:hideMark/>
-          </w:tcPr>
-          <w:p>
-            <w:pPr>
-              <w:spacing w:after="160" w:line="259" w:lineRule="auto"/>
+              <w:spacing w:beforeLines="40" w:before="96" w:afterLines="40" w:after="96" w:line="259" w:lineRule="auto"/>
+              <w:rPr>
+                <w:rFonts w:ascii="Times New Roman" w:hAnsi="Times New Roman" w:cs="Times New Roman"/>
+                <w:sz w:val="24"/>
+                <w:szCs w:val="24"/>
+                <w:lang w:val="en-ID"/>
+              </w:rPr>
+            </w:pPr>
+          </w:p>
+        </w:tc>
+        <w:tc>
+          <w:tcPr>
+            <w:tcW w:w="0" w:type="auto"/>
+            <w:hideMark/>
+          </w:tcPr>
+          <w:p>
+            <w:pPr>
+              <w:spacing w:beforeLines="40" w:before="96" w:afterLines="40" w:after="96" w:line="259" w:lineRule="auto"/>
               <w:rPr>
                 <w:rFonts w:ascii="Times New Roman" w:hAnsi="Times New Roman" w:cs="Times New Roman"/>
                 <w:sz w:val="24"/>
@@ -2525,7 +2523,7 @@
           </w:tcPr>
           <w:p>
             <w:pPr>
-              <w:spacing w:after="160" w:line="259" w:lineRule="auto"/>
+              <w:spacing w:beforeLines="40" w:before="96" w:afterLines="40" w:after="96" w:line="259" w:lineRule="auto"/>
               <w:rPr>
                 <w:rFonts w:ascii="Times New Roman" w:hAnsi="Times New Roman" w:cs="Times New Roman"/>
                 <w:sz w:val="24"/>
@@ -2551,7 +2549,7 @@
           </w:tcPr>
           <w:p>
             <w:pPr>
-              <w:spacing w:after="160" w:line="259" w:lineRule="auto"/>
+              <w:spacing w:beforeLines="40" w:before="96" w:afterLines="40" w:after="96" w:line="259" w:lineRule="auto"/>
               <w:rPr>
                 <w:rFonts w:ascii="Times New Roman" w:hAnsi="Times New Roman" w:cs="Times New Roman"/>
                 <w:sz w:val="24"/>
@@ -2577,7 +2575,7 @@
           </w:tcPr>
           <w:p>
             <w:pPr>
-              <w:spacing w:after="160" w:line="259" w:lineRule="auto"/>
+              <w:spacing w:beforeLines="40" w:before="96" w:afterLines="40" w:after="96" w:line="259" w:lineRule="auto"/>
               <w:rPr>
                 <w:rFonts w:ascii="Times New Roman" w:hAnsi="Times New Roman" w:cs="Times New Roman"/>
                 <w:sz w:val="24"/>
@@ -2606,24 +2604,24 @@
           </w:tcPr>
           <w:p>
             <w:pPr>
-              <w:spacing w:after="160" w:line="259" w:lineRule="auto"/>
-              <w:rPr>
-                <w:rFonts w:ascii="Times New Roman" w:hAnsi="Times New Roman" w:cs="Times New Roman"/>
-                <w:sz w:val="24"/>
-                <w:szCs w:val="24"/>
-                <w:lang w:val="en-ID"/>
-              </w:rPr>
-            </w:pPr>
-          </w:p>
-        </w:tc>
-        <w:tc>
-          <w:tcPr>
-            <w:tcW w:w="0" w:type="auto"/>
-            <w:hideMark/>
-          </w:tcPr>
-          <w:p>
-            <w:pPr>
-              <w:spacing w:after="160" w:line="259" w:lineRule="auto"/>
+              <w:spacing w:beforeLines="40" w:before="96" w:afterLines="40" w:after="96" w:line="259" w:lineRule="auto"/>
+              <w:rPr>
+                <w:rFonts w:ascii="Times New Roman" w:hAnsi="Times New Roman" w:cs="Times New Roman"/>
+                <w:sz w:val="24"/>
+                <w:szCs w:val="24"/>
+                <w:lang w:val="en-ID"/>
+              </w:rPr>
+            </w:pPr>
+          </w:p>
+        </w:tc>
+        <w:tc>
+          <w:tcPr>
+            <w:tcW w:w="0" w:type="auto"/>
+            <w:hideMark/>
+          </w:tcPr>
+          <w:p>
+            <w:pPr>
+              <w:spacing w:beforeLines="40" w:before="96" w:afterLines="40" w:after="96" w:line="259" w:lineRule="auto"/>
               <w:rPr>
                 <w:rFonts w:ascii="Times New Roman" w:hAnsi="Times New Roman" w:cs="Times New Roman"/>
                 <w:sz w:val="24"/>
@@ -2649,7 +2647,7 @@
           </w:tcPr>
           <w:p>
             <w:pPr>
-              <w:spacing w:after="160" w:line="259" w:lineRule="auto"/>
+              <w:spacing w:beforeLines="40" w:before="96" w:afterLines="40" w:after="96" w:line="259" w:lineRule="auto"/>
               <w:rPr>
                 <w:rFonts w:ascii="Times New Roman" w:hAnsi="Times New Roman" w:cs="Times New Roman"/>
                 <w:sz w:val="24"/>
@@ -2675,7 +2673,7 @@
           </w:tcPr>
           <w:p>
             <w:pPr>
-              <w:spacing w:after="160" w:line="259" w:lineRule="auto"/>
+              <w:spacing w:beforeLines="40" w:before="96" w:afterLines="40" w:after="96" w:line="259" w:lineRule="auto"/>
               <w:rPr>
                 <w:rFonts w:ascii="Times New Roman" w:hAnsi="Times New Roman" w:cs="Times New Roman"/>
                 <w:sz w:val="24"/>
@@ -2710,7 +2708,7 @@
           </w:tcPr>
           <w:p>
             <w:pPr>
-              <w:spacing w:after="160" w:line="259" w:lineRule="auto"/>
+              <w:spacing w:beforeLines="40" w:before="96" w:afterLines="40" w:after="96" w:line="259" w:lineRule="auto"/>
               <w:rPr>
                 <w:rFonts w:ascii="Times New Roman" w:hAnsi="Times New Roman" w:cs="Times New Roman"/>
                 <w:sz w:val="24"/>
@@ -2739,24 +2737,24 @@
           </w:tcPr>
           <w:p>
             <w:pPr>
-              <w:spacing w:after="160" w:line="259" w:lineRule="auto"/>
-              <w:rPr>
-                <w:rFonts w:ascii="Times New Roman" w:hAnsi="Times New Roman" w:cs="Times New Roman"/>
-                <w:sz w:val="24"/>
-                <w:szCs w:val="24"/>
-                <w:lang w:val="en-ID"/>
-              </w:rPr>
-            </w:pPr>
-          </w:p>
-        </w:tc>
-        <w:tc>
-          <w:tcPr>
-            <w:tcW w:w="0" w:type="auto"/>
-            <w:hideMark/>
-          </w:tcPr>
-          <w:p>
-            <w:pPr>
-              <w:spacing w:after="160" w:line="259" w:lineRule="auto"/>
+              <w:spacing w:beforeLines="40" w:before="96" w:afterLines="40" w:after="96" w:line="259" w:lineRule="auto"/>
+              <w:rPr>
+                <w:rFonts w:ascii="Times New Roman" w:hAnsi="Times New Roman" w:cs="Times New Roman"/>
+                <w:sz w:val="24"/>
+                <w:szCs w:val="24"/>
+                <w:lang w:val="en-ID"/>
+              </w:rPr>
+            </w:pPr>
+          </w:p>
+        </w:tc>
+        <w:tc>
+          <w:tcPr>
+            <w:tcW w:w="0" w:type="auto"/>
+            <w:hideMark/>
+          </w:tcPr>
+          <w:p>
+            <w:pPr>
+              <w:spacing w:beforeLines="40" w:before="96" w:afterLines="40" w:after="96" w:line="259" w:lineRule="auto"/>
               <w:rPr>
                 <w:rFonts w:ascii="Times New Roman" w:hAnsi="Times New Roman" w:cs="Times New Roman"/>
                 <w:sz w:val="24"/>
@@ -2782,7 +2780,7 @@
           </w:tcPr>
           <w:p>
             <w:pPr>
-              <w:spacing w:after="160" w:line="259" w:lineRule="auto"/>
+              <w:spacing w:beforeLines="40" w:before="96" w:afterLines="40" w:after="96" w:line="259" w:lineRule="auto"/>
               <w:rPr>
                 <w:rFonts w:ascii="Times New Roman" w:hAnsi="Times New Roman" w:cs="Times New Roman"/>
                 <w:sz w:val="24"/>
@@ -2808,7 +2806,7 @@
           </w:tcPr>
           <w:p>
             <w:pPr>
-              <w:spacing w:after="160" w:line="259" w:lineRule="auto"/>
+              <w:spacing w:beforeLines="40" w:before="96" w:afterLines="40" w:after="96" w:line="259" w:lineRule="auto"/>
               <w:rPr>
                 <w:rFonts w:ascii="Times New Roman" w:hAnsi="Times New Roman" w:cs="Times New Roman"/>
                 <w:sz w:val="24"/>
@@ -2834,7 +2832,7 @@
           </w:tcPr>
           <w:p>
             <w:pPr>
-              <w:spacing w:after="160" w:line="259" w:lineRule="auto"/>
+              <w:spacing w:beforeLines="40" w:before="96" w:afterLines="40" w:after="96" w:line="259" w:lineRule="auto"/>
               <w:rPr>
                 <w:rFonts w:ascii="Times New Roman" w:hAnsi="Times New Roman" w:cs="Times New Roman"/>
                 <w:sz w:val="24"/>
@@ -2863,7 +2861,7 @@
           </w:tcPr>
           <w:p>
             <w:pPr>
-              <w:spacing w:after="160" w:line="259" w:lineRule="auto"/>
+              <w:spacing w:beforeLines="40" w:before="96" w:afterLines="40" w:after="96" w:line="259" w:lineRule="auto"/>
               <w:rPr>
                 <w:rFonts w:ascii="Times New Roman" w:hAnsi="Times New Roman" w:cs="Times New Roman"/>
                 <w:sz w:val="24"/>
@@ -2891,7 +2889,7 @@
           </w:tcPr>
           <w:p>
             <w:pPr>
-              <w:spacing w:after="160" w:line="259" w:lineRule="auto"/>
+              <w:spacing w:beforeLines="40" w:before="96" w:afterLines="40" w:after="96" w:line="259" w:lineRule="auto"/>
               <w:rPr>
                 <w:rFonts w:ascii="Times New Roman" w:hAnsi="Times New Roman" w:cs="Times New Roman"/>
                 <w:sz w:val="24"/>
@@ -2917,7 +2915,7 @@
           </w:tcPr>
           <w:p>
             <w:pPr>
-              <w:spacing w:after="160" w:line="259" w:lineRule="auto"/>
+              <w:spacing w:beforeLines="40" w:before="96" w:afterLines="40" w:after="96" w:line="259" w:lineRule="auto"/>
               <w:rPr>
                 <w:rFonts w:ascii="Times New Roman" w:hAnsi="Times New Roman" w:cs="Times New Roman"/>
                 <w:sz w:val="24"/>
@@ -2943,7 +2941,7 @@
           </w:tcPr>
           <w:p>
             <w:pPr>
-              <w:spacing w:after="160" w:line="259" w:lineRule="auto"/>
+              <w:spacing w:beforeLines="40" w:before="96" w:afterLines="40" w:after="96" w:line="259" w:lineRule="auto"/>
               <w:rPr>
                 <w:rFonts w:ascii="Times New Roman" w:hAnsi="Times New Roman" w:cs="Times New Roman"/>
                 <w:sz w:val="24"/>
@@ -2969,7 +2967,7 @@
           </w:tcPr>
           <w:p>
             <w:pPr>
-              <w:spacing w:after="160" w:line="259" w:lineRule="auto"/>
+              <w:spacing w:beforeLines="40" w:before="96" w:afterLines="40" w:after="96" w:line="259" w:lineRule="auto"/>
               <w:rPr>
                 <w:rFonts w:ascii="Times New Roman" w:hAnsi="Times New Roman" w:cs="Times New Roman"/>
                 <w:sz w:val="24"/>
@@ -2998,24 +2996,24 @@
           </w:tcPr>
           <w:p>
             <w:pPr>
-              <w:spacing w:after="160" w:line="259" w:lineRule="auto"/>
-              <w:rPr>
-                <w:rFonts w:ascii="Times New Roman" w:hAnsi="Times New Roman" w:cs="Times New Roman"/>
-                <w:sz w:val="24"/>
-                <w:szCs w:val="24"/>
-                <w:lang w:val="en-ID"/>
-              </w:rPr>
-            </w:pPr>
-          </w:p>
-        </w:tc>
-        <w:tc>
-          <w:tcPr>
-            <w:tcW w:w="0" w:type="auto"/>
-            <w:hideMark/>
-          </w:tcPr>
-          <w:p>
-            <w:pPr>
-              <w:spacing w:after="160" w:line="259" w:lineRule="auto"/>
+              <w:spacing w:beforeLines="40" w:before="96" w:afterLines="40" w:after="96" w:line="259" w:lineRule="auto"/>
+              <w:rPr>
+                <w:rFonts w:ascii="Times New Roman" w:hAnsi="Times New Roman" w:cs="Times New Roman"/>
+                <w:sz w:val="24"/>
+                <w:szCs w:val="24"/>
+                <w:lang w:val="en-ID"/>
+              </w:rPr>
+            </w:pPr>
+          </w:p>
+        </w:tc>
+        <w:tc>
+          <w:tcPr>
+            <w:tcW w:w="0" w:type="auto"/>
+            <w:hideMark/>
+          </w:tcPr>
+          <w:p>
+            <w:pPr>
+              <w:spacing w:beforeLines="40" w:before="96" w:afterLines="40" w:after="96" w:line="259" w:lineRule="auto"/>
               <w:rPr>
                 <w:rFonts w:ascii="Times New Roman" w:hAnsi="Times New Roman" w:cs="Times New Roman"/>
                 <w:sz w:val="24"/>
@@ -3041,7 +3039,7 @@
           </w:tcPr>
           <w:p>
             <w:pPr>
-              <w:spacing w:after="160" w:line="259" w:lineRule="auto"/>
+              <w:spacing w:beforeLines="40" w:before="96" w:afterLines="40" w:after="96" w:line="259" w:lineRule="auto"/>
               <w:rPr>
                 <w:rFonts w:ascii="Times New Roman" w:hAnsi="Times New Roman" w:cs="Times New Roman"/>
                 <w:sz w:val="24"/>
@@ -3067,7 +3065,7 @@
           </w:tcPr>
           <w:p>
             <w:pPr>
-              <w:spacing w:after="160" w:line="259" w:lineRule="auto"/>
+              <w:spacing w:beforeLines="40" w:before="96" w:afterLines="40" w:after="96" w:line="259" w:lineRule="auto"/>
               <w:rPr>
                 <w:rFonts w:ascii="Times New Roman" w:hAnsi="Times New Roman" w:cs="Times New Roman"/>
                 <w:sz w:val="24"/>
@@ -3093,7 +3091,7 @@
           </w:tcPr>
           <w:p>
             <w:pPr>
-              <w:spacing w:after="160" w:line="259" w:lineRule="auto"/>
+              <w:spacing w:beforeLines="40" w:before="96" w:afterLines="40" w:after="96" w:line="259" w:lineRule="auto"/>
               <w:rPr>
                 <w:rFonts w:ascii="Times New Roman" w:hAnsi="Times New Roman" w:cs="Times New Roman"/>
                 <w:sz w:val="24"/>
@@ -3732,6 +3730,7 @@
   <w:style w:type="character" w:default="1" w:styleId="DefaultParagraphFont">
     <w:name w:val="Default Paragraph Font"/>
     <w:uiPriority w:val="1"/>
+    <w:semiHidden/>
     <w:unhideWhenUsed/>
   </w:style>
   <w:style w:type="table" w:default="1" w:styleId="TableNormal">
